--- a/CS-Documents/MediaFoundationのdotNet8対応.docx
+++ b/CS-Documents/MediaFoundationのdotNet8対応.docx
@@ -17,9 +17,6 @@
     <w:p>
       <w:pPr>
         <w:pStyle w:val="2"/>
-        <w:rPr>
-          <w:rFonts w:hint="eastAsia"/>
-        </w:rPr>
       </w:pPr>
       <w:r>
         <w:rPr>
@@ -29,28 +26,11 @@
       </w:r>
     </w:p>
     <w:p>
-      <w:pPr>
-        <w:rPr>
-          <w:rFonts w:hint="eastAsia"/>
-        </w:rPr>
-      </w:pPr>
-      <w:r>
-        <w:rPr>
-          <w:rFonts w:hint="eastAsia"/>
-        </w:rPr>
-        <w:t>ケレスソフト製のアプリケーションでMediaFoundationを使うとき、NuGetで「</w:t>
-      </w:r>
-      <w:r>
-        <w:rPr>
-          <w:rFonts w:hint="eastAsia"/>
-        </w:rPr>
-        <w:t>MediaFoundation</w:t>
-      </w:r>
-      <w:r>
-        <w:rPr>
-          <w:rFonts w:hint="eastAsia"/>
-        </w:rPr>
-        <w:t>」</w:t>
+      <w:r>
+        <w:rPr>
+          <w:rFonts w:hint="eastAsia"/>
+        </w:rPr>
+        <w:t>ケレスソフト製のアプリケーションでMediaFoundationを使うとき、NuGetで「MediaFoundation」</w:t>
       </w:r>
       <w:r>
         <w:rPr>
@@ -67,6 +47,9 @@
     </w:p>
     <w:p>
       <w:r>
+        <w:rPr>
+          <w:noProof/>
+        </w:rPr>
         <w:drawing>
           <wp:inline distT="0" distB="0" distL="0" distR="0" wp14:anchorId="29C1AAD4" wp14:editId="57A1B1E5">
             <wp:extent cx="6188710" cy="5059045"/>
@@ -151,19 +134,8 @@
         <w:t>Copilotで教えてもらった以下のパッケージを検討してみました</w:t>
       </w:r>
     </w:p>
-    <w:p>
-      <w:pPr>
-        <w:rPr>
-          <w:rFonts w:hint="eastAsia"/>
-        </w:rPr>
-      </w:pPr>
-    </w:p>
-    <w:p>
-      <w:pPr>
-        <w:rPr>
-          <w:rFonts w:hint="eastAsia"/>
-        </w:rPr>
-      </w:pPr>
+    <w:p/>
+    <w:p>
       <w:r>
         <w:t>Vortice.MediaFoundation</w:t>
       </w:r>
@@ -188,19 +160,7 @@
         <w:rPr>
           <w:rFonts w:hint="eastAsia"/>
         </w:rPr>
-        <w:t>そこで</w:t>
-      </w:r>
-      <w:r>
-        <w:rPr>
-          <w:rFonts w:hint="eastAsia"/>
-        </w:rPr>
-        <w:t>MediaFoundationパッケージ</w:t>
-      </w:r>
-      <w:r>
-        <w:rPr>
-          <w:rFonts w:hint="eastAsia"/>
-        </w:rPr>
-        <w:t>がオープンソースであることを利用し、自分たちで.NET8向けにビルドすることにしました</w:t>
+        <w:t>そこでMediaFoundationパッケージがオープンソースであることを利用し、自分たちで.NET8向けにビルドすることにしました</w:t>
       </w:r>
     </w:p>
     <w:p/>
@@ -212,9 +172,6 @@
     <w:p>
       <w:pPr>
         <w:pStyle w:val="2"/>
-        <w:rPr>
-          <w:rFonts w:hint="eastAsia"/>
-        </w:rPr>
       </w:pPr>
       <w:r>
         <w:rPr>
@@ -242,11 +199,6 @@
       </w:r>
     </w:p>
     <w:p>
-      <w:pPr>
-        <w:rPr>
-          <w:rFonts w:hint="eastAsia"/>
-        </w:rPr>
-      </w:pPr>
       <w:r>
         <w:rPr>
           <w:rFonts w:hint="eastAsia"/>
@@ -308,11 +260,6 @@
       </w:r>
     </w:p>
     <w:p>
-      <w:pPr>
-        <w:rPr>
-          <w:rFonts w:hint="eastAsia"/>
-        </w:rPr>
-      </w:pPr>
       <w:r>
         <w:rPr>
           <w:rFonts w:hint="eastAsia"/>
@@ -464,11 +411,6 @@
     </w:p>
     <w:p/>
     <w:p>
-      <w:pPr>
-        <w:rPr>
-          <w:rFonts w:hint="eastAsia"/>
-        </w:rPr>
-      </w:pPr>
       <w:r>
         <w:rPr>
           <w:rFonts w:hint="eastAsia"/>
@@ -771,11 +713,6 @@
       </w:r>
     </w:p>
     <w:p>
-      <w:pPr>
-        <w:rPr>
-          <w:rFonts w:hint="eastAsia"/>
-        </w:rPr>
-      </w:pPr>
       <w:r>
         <w:rPr>
           <w:rFonts w:hint="eastAsia"/>
@@ -918,11 +855,6 @@
             <w:tcW w:w="9736" w:type="dxa"/>
           </w:tcPr>
           <w:p>
-            <w:pPr>
-              <w:rPr>
-                <w:rFonts w:hint="eastAsia"/>
-              </w:rPr>
-            </w:pPr>
             <w:r>
               <w:rPr>
                 <w:rFonts w:hint="eastAsia"/>
@@ -960,11 +892,6 @@
             <w:tcW w:w="9736" w:type="dxa"/>
           </w:tcPr>
           <w:p>
-            <w:pPr>
-              <w:rPr>
-                <w:rFonts w:hint="eastAsia"/>
-              </w:rPr>
-            </w:pPr>
             <w:r>
               <w:rPr>
                 <w:rFonts w:hint="eastAsia"/>
@@ -1015,11 +942,6 @@
       </w:r>
     </w:p>
     <w:p>
-      <w:pPr>
-        <w:rPr>
-          <w:rFonts w:hint="eastAsia"/>
-        </w:rPr>
-      </w:pPr>
       <w:r>
         <w:rPr>
           <w:rFonts w:hint="eastAsia"/>
@@ -1085,9 +1007,6 @@
                           <w:p>
                             <w:pPr>
                               <w:jc w:val="center"/>
-                              <w:rPr>
-                                <w:rFonts w:hint="eastAsia"/>
-                              </w:rPr>
                             </w:pPr>
                             <w:r>
                               <w:rPr>
@@ -1166,9 +1085,6 @@
                     <w:p>
                       <w:pPr>
                         <w:jc w:val="center"/>
-                        <w:rPr>
-                          <w:rFonts w:hint="eastAsia"/>
-                        </w:rPr>
                       </w:pPr>
                       <w:r>
                         <w:rPr>
@@ -1241,9 +1157,6 @@
                           <w:p>
                             <w:pPr>
                               <w:jc w:val="center"/>
-                              <w:rPr>
-                                <w:rFonts w:hint="eastAsia"/>
-                              </w:rPr>
                             </w:pPr>
                             <w:r>
                               <w:rPr>
@@ -1274,9 +1187,6 @@
                     <w:p>
                       <w:pPr>
                         <w:jc w:val="center"/>
-                        <w:rPr>
-                          <w:rFonts w:hint="eastAsia"/>
-                        </w:rPr>
                       </w:pPr>
                       <w:r>
                         <w:rPr>
@@ -1341,23 +1251,12 @@
       </w:r>
     </w:p>
     <w:p>
-      <w:pPr>
-        <w:rPr>
-          <w:rFonts w:hint="eastAsia"/>
-        </w:rPr>
-      </w:pPr>
       <w:r>
         <w:rPr>
           <w:rFonts w:hint="eastAsia"/>
         </w:rPr>
         <w:lastRenderedPageBreak/>
-        <w:t>作成したリポジトリをクローンし、masterブランチのまま</w:t>
-      </w:r>
-      <w:r>
-        <w:rPr>
-          <w:rFonts w:hint="eastAsia"/>
-        </w:rPr>
-        <w:t>ダウンロードしたソースファイルをコピー</w:t>
+        <w:t>作成したリポジトリをクローンし、masterブランチのままダウンロードしたソースファイルをコピー</w:t>
       </w:r>
     </w:p>
     <w:p>
@@ -1731,11 +1630,6 @@
     </w:p>
     <w:p/>
     <w:p>
-      <w:pPr>
-        <w:rPr>
-          <w:rFonts w:hint="eastAsia"/>
-        </w:rPr>
-      </w:pPr>
       <w:r>
         <w:rPr>
           <w:rFonts w:hint="eastAsia"/>
@@ -1856,10 +1750,19 @@
     </w:p>
     <w:p>
       <w:pPr>
-        <w:rPr>
-          <w:rFonts w:hint="eastAsia"/>
-        </w:rPr>
-      </w:pPr>
+        <w:pStyle w:val="3"/>
+        <w:rPr>
+          <w:rFonts w:hint="eastAsia"/>
+        </w:rPr>
+      </w:pPr>
+      <w:r>
+        <w:rPr>
+          <w:rFonts w:hint="eastAsia"/>
+        </w:rPr>
+        <w:t>MediaFoundation</w:t>
+      </w:r>
+    </w:p>
+    <w:p>
       <w:r>
         <w:rPr>
           <w:rFonts w:hint="eastAsia"/>
@@ -1873,10 +1776,96 @@
         <w:rPr>
           <w:rFonts w:hint="eastAsia"/>
         </w:rPr>
-        <w:t>」がMediaFoundation本体で</w:t>
-      </w:r>
-    </w:p>
-    <w:p>
+        <w:t>」がMediaFoundation</w:t>
+      </w:r>
+      <w:r>
+        <w:rPr>
+          <w:rFonts w:hint="eastAsia"/>
+        </w:rPr>
+        <w:t>です</w:t>
+      </w:r>
+    </w:p>
+    <w:p>
+      <w:r>
+        <w:rPr>
+          <w:noProof/>
+        </w:rPr>
+        <mc:AlternateContent>
+          <mc:Choice Requires="wps">
+            <w:drawing>
+              <wp:anchor distT="0" distB="0" distL="114300" distR="114300" simplePos="0" relativeHeight="251671552" behindDoc="0" locked="0" layoutInCell="1" allowOverlap="1" wp14:anchorId="10DB9C52" wp14:editId="34E39A1A">
+                <wp:simplePos x="0" y="0"/>
+                <wp:positionH relativeFrom="column">
+                  <wp:posOffset>1282700</wp:posOffset>
+                </wp:positionH>
+                <wp:positionV relativeFrom="paragraph">
+                  <wp:posOffset>2898140</wp:posOffset>
+                </wp:positionV>
+                <wp:extent cx="2203450" cy="266700"/>
+                <wp:effectExtent l="0" t="0" r="25400" b="19050"/>
+                <wp:wrapNone/>
+                <wp:docPr id="1038413275" name="正方形/長方形 3"/>
+                <wp:cNvGraphicFramePr/>
+                <a:graphic xmlns:a="http://schemas.openxmlformats.org/drawingml/2006/main">
+                  <a:graphicData uri="http://schemas.microsoft.com/office/word/2010/wordprocessingShape">
+                    <wps:wsp>
+                      <wps:cNvSpPr/>
+                      <wps:spPr>
+                        <a:xfrm>
+                          <a:off x="0" y="0"/>
+                          <a:ext cx="2203450" cy="266700"/>
+                        </a:xfrm>
+                        <a:prstGeom prst="rect">
+                          <a:avLst/>
+                        </a:prstGeom>
+                        <a:noFill/>
+                        <a:ln>
+                          <a:solidFill>
+                            <a:srgbClr val="EE0000"/>
+                          </a:solidFill>
+                        </a:ln>
+                      </wps:spPr>
+                      <wps:style>
+                        <a:lnRef idx="2">
+                          <a:schemeClr val="accent1">
+                            <a:shade val="15000"/>
+                          </a:schemeClr>
+                        </a:lnRef>
+                        <a:fillRef idx="1">
+                          <a:schemeClr val="accent1"/>
+                        </a:fillRef>
+                        <a:effectRef idx="0">
+                          <a:schemeClr val="accent1"/>
+                        </a:effectRef>
+                        <a:fontRef idx="minor">
+                          <a:schemeClr val="lt1"/>
+                        </a:fontRef>
+                      </wps:style>
+                      <wps:bodyPr rot="0" spcFirstLastPara="0" vertOverflow="overflow" horzOverflow="overflow" vert="horz" wrap="square" lIns="91440" tIns="45720" rIns="91440" bIns="45720" numCol="1" spcCol="0" rtlCol="0" fromWordArt="0" anchor="ctr" anchorCtr="0" forceAA="0" compatLnSpc="1">
+                        <a:prstTxWarp prst="textNoShape">
+                          <a:avLst/>
+                        </a:prstTxWarp>
+                        <a:noAutofit/>
+                      </wps:bodyPr>
+                    </wps:wsp>
+                  </a:graphicData>
+                </a:graphic>
+                <wp14:sizeRelH relativeFrom="margin">
+                  <wp14:pctWidth>0</wp14:pctWidth>
+                </wp14:sizeRelH>
+                <wp14:sizeRelV relativeFrom="margin">
+                  <wp14:pctHeight>0</wp14:pctHeight>
+                </wp14:sizeRelV>
+              </wp:anchor>
+            </w:drawing>
+          </mc:Choice>
+          <mc:Fallback>
+            <w:pict>
+              <v:rect w14:anchorId="12D8896A" id="正方形/長方形 3" o:spid="_x0000_s1026" style="position:absolute;margin-left:101pt;margin-top:228.2pt;width:173.5pt;height:21pt;z-index:251671552;visibility:visible;mso-wrap-style:square;mso-width-percent:0;mso-height-percent:0;mso-wrap-distance-left:9pt;mso-wrap-distance-top:0;mso-wrap-distance-right:9pt;mso-wrap-distance-bottom:0;mso-position-horizontal:absolute;mso-position-horizontal-relative:text;mso-position-vertical:absolute;mso-position-vertical-relative:text;mso-width-percent:0;mso-height-percent:0;mso-width-relative:margin;mso-height-relative:margin;v-text-anchor:middle" o:gfxdata="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" filled="f" strokecolor="#e00" strokeweight="1pt"/>
+            </w:pict>
+          </mc:Fallback>
+        </mc:AlternateContent>
+      </w:r>
       <w:r>
         <w:rPr>
           <w:noProof/>
@@ -1919,15 +1908,107 @@
       </w:r>
     </w:p>
     <w:p/>
+    <w:p>
+      <w:r>
+        <w:rPr>
+          <w:rFonts w:hint="eastAsia"/>
+        </w:rPr>
+        <w:t>VisualStudio 2022で開くと.NET Framework 4.8にアップグレードするか確認されたので、アップグレードしました</w:t>
+      </w:r>
+    </w:p>
+    <w:p>
+      <w:r>
+        <w:br w:type="page"/>
+      </w:r>
+    </w:p>
+    <w:p>
+      <w:pPr>
+        <w:rPr>
+          <w:rFonts w:hint="eastAsia"/>
+        </w:rPr>
+      </w:pPr>
+      <w:r>
+        <w:rPr>
+          <w:rFonts w:hint="eastAsia"/>
+        </w:rPr>
+        <w:lastRenderedPageBreak/>
+        <w:t>ビルドはエラー無しで終了しました</w:t>
+      </w:r>
+    </w:p>
+    <w:p>
+      <w:pPr>
+        <w:rPr>
+          <w:rFonts w:hint="eastAsia"/>
+        </w:rPr>
+      </w:pPr>
+      <w:r>
+        <w:drawing>
+          <wp:inline distT="0" distB="0" distL="0" distR="0" wp14:anchorId="50E13AA6" wp14:editId="440FCEA6">
+            <wp:extent cx="6188710" cy="1750060"/>
+            <wp:effectExtent l="0" t="0" r="2540" b="2540"/>
+            <wp:docPr id="344599676" name="図 1" descr="テキスト&#10;&#10;AI 生成コンテンツは誤りを含む可能性があります。"/>
+            <wp:cNvGraphicFramePr>
+              <a:graphicFrameLocks xmlns:a="http://schemas.openxmlformats.org/drawingml/2006/main" noChangeAspect="1"/>
+            </wp:cNvGraphicFramePr>
+            <a:graphic xmlns:a="http://schemas.openxmlformats.org/drawingml/2006/main">
+              <a:graphicData uri="http://schemas.openxmlformats.org/drawingml/2006/picture">
+                <pic:pic xmlns:pic="http://schemas.openxmlformats.org/drawingml/2006/picture">
+                  <pic:nvPicPr>
+                    <pic:cNvPr id="344599676" name="図 1" descr="テキスト&#10;&#10;AI 生成コンテンツは誤りを含む可能性があります。"/>
+                    <pic:cNvPicPr/>
+                  </pic:nvPicPr>
+                  <pic:blipFill>
+                    <a:blip r:embed="rId20"/>
+                    <a:stretch>
+                      <a:fillRect/>
+                    </a:stretch>
+                  </pic:blipFill>
+                  <pic:spPr>
+                    <a:xfrm>
+                      <a:off x="0" y="0"/>
+                      <a:ext cx="6188710" cy="1750060"/>
+                    </a:xfrm>
+                    <a:prstGeom prst="rect">
+                      <a:avLst/>
+                    </a:prstGeom>
+                  </pic:spPr>
+                </pic:pic>
+              </a:graphicData>
+            </a:graphic>
+          </wp:inline>
+        </w:drawing>
+      </w:r>
+    </w:p>
     <w:p/>
     <w:p>
+      <w:pPr>
+        <w:rPr>
+          <w:rFonts w:hint="eastAsia"/>
+        </w:rPr>
+      </w:pPr>
+    </w:p>
+    <w:p>
       <w:r>
         <w:br w:type="page"/>
       </w:r>
     </w:p>
     <w:p>
+      <w:pPr>
+        <w:pStyle w:val="3"/>
+      </w:pPr>
       <w:r>
         <w:lastRenderedPageBreak/>
+        <w:t>MediaFoundation.Extension</w:t>
+      </w:r>
+    </w:p>
+    <w:p>
+      <w:r>
+        <w:rPr>
+          <w:rFonts w:hint="eastAsia"/>
+        </w:rPr>
+        <w:t>ケレスソフトでは使用していませんが</w:t>
+      </w:r>
+      <w:r>
         <w:t>src.mfext</w:t>
       </w:r>
       <w:r>
@@ -1952,15 +2033,90 @@
         <w:rPr>
           <w:rFonts w:hint="eastAsia"/>
         </w:rPr>
-        <w:t>のようです</w:t>
-      </w:r>
-    </w:p>
-    <w:p>
-      <w:pPr>
-        <w:rPr>
-          <w:rFonts w:hint="eastAsia"/>
-        </w:rPr>
-      </w:pPr>
+        <w:t>です</w:t>
+      </w:r>
+    </w:p>
+    <w:p>
+      <w:r>
+        <w:rPr>
+          <w:noProof/>
+        </w:rPr>
+        <mc:AlternateContent>
+          <mc:Choice Requires="wps">
+            <w:drawing>
+              <wp:anchor distT="0" distB="0" distL="114300" distR="114300" simplePos="0" relativeHeight="251673600" behindDoc="0" locked="0" layoutInCell="1" allowOverlap="1" wp14:anchorId="7E2D8B63" wp14:editId="1A2C8151">
+                <wp:simplePos x="0" y="0"/>
+                <wp:positionH relativeFrom="column">
+                  <wp:posOffset>1276350</wp:posOffset>
+                </wp:positionH>
+                <wp:positionV relativeFrom="paragraph">
+                  <wp:posOffset>3465830</wp:posOffset>
+                </wp:positionV>
+                <wp:extent cx="2203450" cy="266700"/>
+                <wp:effectExtent l="0" t="0" r="25400" b="19050"/>
+                <wp:wrapNone/>
+                <wp:docPr id="1825801633" name="正方形/長方形 3"/>
+                <wp:cNvGraphicFramePr/>
+                <a:graphic xmlns:a="http://schemas.openxmlformats.org/drawingml/2006/main">
+                  <a:graphicData uri="http://schemas.microsoft.com/office/word/2010/wordprocessingShape">
+                    <wps:wsp>
+                      <wps:cNvSpPr/>
+                      <wps:spPr>
+                        <a:xfrm>
+                          <a:off x="0" y="0"/>
+                          <a:ext cx="2203450" cy="266700"/>
+                        </a:xfrm>
+                        <a:prstGeom prst="rect">
+                          <a:avLst/>
+                        </a:prstGeom>
+                        <a:noFill/>
+                        <a:ln>
+                          <a:solidFill>
+                            <a:srgbClr val="EE0000"/>
+                          </a:solidFill>
+                        </a:ln>
+                      </wps:spPr>
+                      <wps:style>
+                        <a:lnRef idx="2">
+                          <a:schemeClr val="accent1">
+                            <a:shade val="15000"/>
+                          </a:schemeClr>
+                        </a:lnRef>
+                        <a:fillRef idx="1">
+                          <a:schemeClr val="accent1"/>
+                        </a:fillRef>
+                        <a:effectRef idx="0">
+                          <a:schemeClr val="accent1"/>
+                        </a:effectRef>
+                        <a:fontRef idx="minor">
+                          <a:schemeClr val="lt1"/>
+                        </a:fontRef>
+                      </wps:style>
+                      <wps:bodyPr rot="0" spcFirstLastPara="0" vertOverflow="overflow" horzOverflow="overflow" vert="horz" wrap="square" lIns="91440" tIns="45720" rIns="91440" bIns="45720" numCol="1" spcCol="0" rtlCol="0" fromWordArt="0" anchor="ctr" anchorCtr="0" forceAA="0" compatLnSpc="1">
+                        <a:prstTxWarp prst="textNoShape">
+                          <a:avLst/>
+                        </a:prstTxWarp>
+                        <a:noAutofit/>
+                      </wps:bodyPr>
+                    </wps:wsp>
+                  </a:graphicData>
+                </a:graphic>
+                <wp14:sizeRelH relativeFrom="margin">
+                  <wp14:pctWidth>0</wp14:pctWidth>
+                </wp14:sizeRelH>
+                <wp14:sizeRelV relativeFrom="margin">
+                  <wp14:pctHeight>0</wp14:pctHeight>
+                </wp14:sizeRelV>
+              </wp:anchor>
+            </w:drawing>
+          </mc:Choice>
+          <mc:Fallback>
+            <w:pict>
+              <v:rect w14:anchorId="5B12CBDE" id="正方形/長方形 3" o:spid="_x0000_s1026" style="position:absolute;margin-left:100.5pt;margin-top:272.9pt;width:173.5pt;height:21pt;z-index:251673600;visibility:visible;mso-wrap-style:square;mso-width-percent:0;mso-height-percent:0;mso-wrap-distance-left:9pt;mso-wrap-distance-top:0;mso-wrap-distance-right:9pt;mso-wrap-distance-bottom:0;mso-position-horizontal:absolute;mso-position-horizontal-relative:text;mso-position-vertical:absolute;mso-position-vertical-relative:text;mso-width-percent:0;mso-height-percent:0;mso-width-relative:margin;mso-height-relative:margin;v-text-anchor:middle" o:gfxdata="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" filled="f" strokecolor="#e00" strokeweight="1pt"/>
+            </w:pict>
+          </mc:Fallback>
+        </mc:AlternateContent>
+      </w:r>
       <w:r>
         <w:rPr>
           <w:noProof/>
@@ -1981,7 +2137,7 @@
                     <pic:cNvPicPr/>
                   </pic:nvPicPr>
                   <pic:blipFill>
-                    <a:blip r:embed="rId20"/>
+                    <a:blip r:embed="rId21"/>
                     <a:stretch>
                       <a:fillRect/>
                     </a:stretch>
@@ -2001,6 +2157,1315 @@
           </wp:inline>
         </w:drawing>
       </w:r>
+    </w:p>
+    <w:p/>
+    <w:p>
+      <w:r>
+        <w:rPr>
+          <w:rFonts w:hint="eastAsia"/>
+        </w:rPr>
+        <w:t>VisualStudio 2022で開くと.NET Framework 4.8にアップグレードするか確認されたので、アップグレードしました</w:t>
+      </w:r>
+    </w:p>
+    <w:p/>
+    <w:p>
+      <w:r>
+        <w:br w:type="page"/>
+      </w:r>
+    </w:p>
+    <w:p>
+      <w:pPr>
+        <w:rPr>
+          <w:rFonts w:hint="eastAsia"/>
+        </w:rPr>
+      </w:pPr>
+      <w:r>
+        <w:rPr>
+          <w:rFonts w:hint="eastAsia"/>
+        </w:rPr>
+        <w:lastRenderedPageBreak/>
+        <w:t>ビルドしたところ11のエラーが表示されました</w:t>
+      </w:r>
+    </w:p>
+    <w:p>
+      <w:r>
+        <w:drawing>
+          <wp:inline distT="0" distB="0" distL="0" distR="0" wp14:anchorId="79BED101" wp14:editId="7B234E97">
+            <wp:extent cx="6188710" cy="3174365"/>
+            <wp:effectExtent l="0" t="0" r="2540" b="6985"/>
+            <wp:docPr id="1246366973" name="図 1" descr="コンピューターのスクリーンショット&#10;&#10;AI 生成コンテンツは誤りを含む可能性があります。"/>
+            <wp:cNvGraphicFramePr>
+              <a:graphicFrameLocks xmlns:a="http://schemas.openxmlformats.org/drawingml/2006/main" noChangeAspect="1"/>
+            </wp:cNvGraphicFramePr>
+            <a:graphic xmlns:a="http://schemas.openxmlformats.org/drawingml/2006/main">
+              <a:graphicData uri="http://schemas.openxmlformats.org/drawingml/2006/picture">
+                <pic:pic xmlns:pic="http://schemas.openxmlformats.org/drawingml/2006/picture">
+                  <pic:nvPicPr>
+                    <pic:cNvPr id="1246366973" name="図 1" descr="コンピューターのスクリーンショット&#10;&#10;AI 生成コンテンツは誤りを含む可能性があります。"/>
+                    <pic:cNvPicPr/>
+                  </pic:nvPicPr>
+                  <pic:blipFill>
+                    <a:blip r:embed="rId22"/>
+                    <a:stretch>
+                      <a:fillRect/>
+                    </a:stretch>
+                  </pic:blipFill>
+                  <pic:spPr>
+                    <a:xfrm>
+                      <a:off x="0" y="0"/>
+                      <a:ext cx="6188710" cy="3174365"/>
+                    </a:xfrm>
+                    <a:prstGeom prst="rect">
+                      <a:avLst/>
+                    </a:prstGeom>
+                  </pic:spPr>
+                </pic:pic>
+              </a:graphicData>
+            </a:graphic>
+          </wp:inline>
+        </w:drawing>
+      </w:r>
+    </w:p>
+    <w:p/>
+    <w:p>
+      <w:r>
+        <w:rPr>
+          <w:rFonts w:hint="eastAsia"/>
+        </w:rPr>
+        <w:t>どうも参照しているMediaFoundation.dllが</w:t>
+      </w:r>
+      <w:r>
+        <w:rPr>
+          <w:rFonts w:hint="eastAsia"/>
+        </w:rPr>
+        <w:t>オリジナルの</w:t>
+      </w:r>
+      <w:r>
+        <w:rPr>
+          <w:rFonts w:hint="eastAsia"/>
+        </w:rPr>
+        <w:t>DLL</w:t>
+      </w:r>
+      <w:r>
+        <w:rPr>
+          <w:rFonts w:hint="eastAsia"/>
+        </w:rPr>
+        <w:t>(=libフォルダにあるDLL)</w:t>
+      </w:r>
+      <w:r>
+        <w:rPr>
+          <w:rFonts w:hint="eastAsia"/>
+        </w:rPr>
+        <w:t>を参照していました</w:t>
+      </w:r>
+    </w:p>
+    <w:p>
+      <w:r>
+        <w:rPr>
+          <w:noProof/>
+        </w:rPr>
+        <mc:AlternateContent>
+          <mc:Choice Requires="wps">
+            <w:drawing>
+              <wp:anchor distT="0" distB="0" distL="114300" distR="114300" simplePos="0" relativeHeight="251676672" behindDoc="0" locked="0" layoutInCell="1" allowOverlap="1" wp14:anchorId="68E22F69" wp14:editId="03FBCBB3">
+                <wp:simplePos x="0" y="0"/>
+                <wp:positionH relativeFrom="column">
+                  <wp:posOffset>3867150</wp:posOffset>
+                </wp:positionH>
+                <wp:positionV relativeFrom="paragraph">
+                  <wp:posOffset>1788160</wp:posOffset>
+                </wp:positionV>
+                <wp:extent cx="2321560" cy="628650"/>
+                <wp:effectExtent l="533400" t="0" r="21590" b="19050"/>
+                <wp:wrapNone/>
+                <wp:docPr id="1598313174" name="吹き出し: 四角形 10"/>
+                <wp:cNvGraphicFramePr/>
+                <a:graphic xmlns:a="http://schemas.openxmlformats.org/drawingml/2006/main">
+                  <a:graphicData uri="http://schemas.microsoft.com/office/word/2010/wordprocessingShape">
+                    <wps:wsp>
+                      <wps:cNvSpPr/>
+                      <wps:spPr>
+                        <a:xfrm>
+                          <a:off x="0" y="0"/>
+                          <a:ext cx="2321560" cy="628650"/>
+                        </a:xfrm>
+                        <a:prstGeom prst="wedgeRectCallout">
+                          <a:avLst>
+                            <a:gd name="adj1" fmla="val -71161"/>
+                            <a:gd name="adj2" fmla="val 20076"/>
+                          </a:avLst>
+                        </a:prstGeom>
+                      </wps:spPr>
+                      <wps:style>
+                        <a:lnRef idx="2">
+                          <a:schemeClr val="accent1">
+                            <a:shade val="15000"/>
+                          </a:schemeClr>
+                        </a:lnRef>
+                        <a:fillRef idx="1">
+                          <a:schemeClr val="accent1"/>
+                        </a:fillRef>
+                        <a:effectRef idx="0">
+                          <a:schemeClr val="accent1"/>
+                        </a:effectRef>
+                        <a:fontRef idx="minor">
+                          <a:schemeClr val="lt1"/>
+                        </a:fontRef>
+                      </wps:style>
+                      <wps:txbx>
+                        <w:txbxContent>
+                          <w:p>
+                            <w:pPr>
+                              <w:jc w:val="center"/>
+                              <w:rPr>
+                                <w:rFonts w:hint="eastAsia"/>
+                              </w:rPr>
+                            </w:pPr>
+                            <w:r>
+                              <w:rPr>
+                                <w:rFonts w:hint="eastAsia"/>
+                              </w:rPr>
+                              <w:t>libフォルダにあるDLLを参照している</w:t>
+                            </w:r>
+                          </w:p>
+                        </w:txbxContent>
+                      </wps:txbx>
+                      <wps:bodyPr rot="0" spcFirstLastPara="0" vertOverflow="overflow" horzOverflow="overflow" vert="horz" wrap="square" lIns="91440" tIns="45720" rIns="91440" bIns="45720" numCol="1" spcCol="0" rtlCol="0" fromWordArt="0" anchor="ctr" anchorCtr="0" forceAA="0" compatLnSpc="1">
+                        <a:prstTxWarp prst="textNoShape">
+                          <a:avLst/>
+                        </a:prstTxWarp>
+                        <a:noAutofit/>
+                      </wps:bodyPr>
+                    </wps:wsp>
+                  </a:graphicData>
+                </a:graphic>
+              </wp:anchor>
+            </w:drawing>
+          </mc:Choice>
+          <mc:Fallback>
+            <w:pict>
+              <v:shape w14:anchorId="68E22F69" id="吹き出し: 四角形 10" o:spid="_x0000_s1029" type="#_x0000_t61" style="position:absolute;margin-left:304.5pt;margin-top:140.8pt;width:182.8pt;height:49.5pt;z-index:251676672;visibility:visible;mso-wrap-style:square;mso-wrap-distance-left:9pt;mso-wrap-distance-top:0;mso-wrap-distance-right:9pt;mso-wrap-distance-bottom:0;mso-position-horizontal:absolute;mso-position-horizontal-relative:text;mso-position-vertical:absolute;mso-position-vertical-relative:text;v-text-anchor:middle" o:gfxdata="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" adj="-4571,15136" fillcolor="#4472c4 [3204]" strokecolor="#09101d [484]" strokeweight="1pt">
+                <v:textbox>
+                  <w:txbxContent>
+                    <w:p>
+                      <w:pPr>
+                        <w:jc w:val="center"/>
+                        <w:rPr>
+                          <w:rFonts w:hint="eastAsia"/>
+                        </w:rPr>
+                      </w:pPr>
+                      <w:r>
+                        <w:rPr>
+                          <w:rFonts w:hint="eastAsia"/>
+                        </w:rPr>
+                        <w:t>libフォルダにあるDLLを参照している</w:t>
+                      </w:r>
+                    </w:p>
+                  </w:txbxContent>
+                </v:textbox>
+              </v:shape>
+            </w:pict>
+          </mc:Fallback>
+        </mc:AlternateContent>
+      </w:r>
+      <w:r>
+        <w:rPr>
+          <w:noProof/>
+        </w:rPr>
+        <mc:AlternateContent>
+          <mc:Choice Requires="wps">
+            <w:drawing>
+              <wp:anchor distT="0" distB="0" distL="114300" distR="114300" simplePos="0" relativeHeight="251675648" behindDoc="0" locked="0" layoutInCell="1" allowOverlap="1" wp14:anchorId="4E0729F9" wp14:editId="33F61F6F">
+                <wp:simplePos x="0" y="0"/>
+                <wp:positionH relativeFrom="column">
+                  <wp:posOffset>1219200</wp:posOffset>
+                </wp:positionH>
+                <wp:positionV relativeFrom="paragraph">
+                  <wp:posOffset>2105660</wp:posOffset>
+                </wp:positionV>
+                <wp:extent cx="2203450" cy="266700"/>
+                <wp:effectExtent l="0" t="0" r="25400" b="19050"/>
+                <wp:wrapNone/>
+                <wp:docPr id="47860157" name="正方形/長方形 3"/>
+                <wp:cNvGraphicFramePr/>
+                <a:graphic xmlns:a="http://schemas.openxmlformats.org/drawingml/2006/main">
+                  <a:graphicData uri="http://schemas.microsoft.com/office/word/2010/wordprocessingShape">
+                    <wps:wsp>
+                      <wps:cNvSpPr/>
+                      <wps:spPr>
+                        <a:xfrm>
+                          <a:off x="0" y="0"/>
+                          <a:ext cx="2203450" cy="266700"/>
+                        </a:xfrm>
+                        <a:prstGeom prst="rect">
+                          <a:avLst/>
+                        </a:prstGeom>
+                        <a:noFill/>
+                        <a:ln>
+                          <a:solidFill>
+                            <a:srgbClr val="EE0000"/>
+                          </a:solidFill>
+                        </a:ln>
+                      </wps:spPr>
+                      <wps:style>
+                        <a:lnRef idx="2">
+                          <a:schemeClr val="accent1">
+                            <a:shade val="15000"/>
+                          </a:schemeClr>
+                        </a:lnRef>
+                        <a:fillRef idx="1">
+                          <a:schemeClr val="accent1"/>
+                        </a:fillRef>
+                        <a:effectRef idx="0">
+                          <a:schemeClr val="accent1"/>
+                        </a:effectRef>
+                        <a:fontRef idx="minor">
+                          <a:schemeClr val="lt1"/>
+                        </a:fontRef>
+                      </wps:style>
+                      <wps:bodyPr rot="0" spcFirstLastPara="0" vertOverflow="overflow" horzOverflow="overflow" vert="horz" wrap="square" lIns="91440" tIns="45720" rIns="91440" bIns="45720" numCol="1" spcCol="0" rtlCol="0" fromWordArt="0" anchor="ctr" anchorCtr="0" forceAA="0" compatLnSpc="1">
+                        <a:prstTxWarp prst="textNoShape">
+                          <a:avLst/>
+                        </a:prstTxWarp>
+                        <a:noAutofit/>
+                      </wps:bodyPr>
+                    </wps:wsp>
+                  </a:graphicData>
+                </a:graphic>
+                <wp14:sizeRelH relativeFrom="margin">
+                  <wp14:pctWidth>0</wp14:pctWidth>
+                </wp14:sizeRelH>
+                <wp14:sizeRelV relativeFrom="margin">
+                  <wp14:pctHeight>0</wp14:pctHeight>
+                </wp14:sizeRelV>
+              </wp:anchor>
+            </w:drawing>
+          </mc:Choice>
+          <mc:Fallback>
+            <w:pict>
+              <v:rect w14:anchorId="1B621172" id="正方形/長方形 3" o:spid="_x0000_s1026" style="position:absolute;margin-left:96pt;margin-top:165.8pt;width:173.5pt;height:21pt;z-index:251675648;visibility:visible;mso-wrap-style:square;mso-width-percent:0;mso-height-percent:0;mso-wrap-distance-left:9pt;mso-wrap-distance-top:0;mso-wrap-distance-right:9pt;mso-wrap-distance-bottom:0;mso-position-horizontal:absolute;mso-position-horizontal-relative:text;mso-position-vertical:absolute;mso-position-vertical-relative:text;mso-width-percent:0;mso-height-percent:0;mso-width-relative:margin;mso-height-relative:margin;v-text-anchor:middle" o:gfxdata="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" filled="f" strokecolor="#e00" strokeweight="1pt"/>
+            </w:pict>
+          </mc:Fallback>
+        </mc:AlternateContent>
+      </w:r>
+      <w:r>
+        <w:drawing>
+          <wp:inline distT="0" distB="0" distL="0" distR="0" wp14:anchorId="763CD448" wp14:editId="64AB350C">
+            <wp:extent cx="4479840" cy="3257640"/>
+            <wp:effectExtent l="0" t="0" r="0" b="0"/>
+            <wp:docPr id="1040855807" name="図 1"/>
+            <wp:cNvGraphicFramePr>
+              <a:graphicFrameLocks xmlns:a="http://schemas.openxmlformats.org/drawingml/2006/main" noChangeAspect="1"/>
+            </wp:cNvGraphicFramePr>
+            <a:graphic xmlns:a="http://schemas.openxmlformats.org/drawingml/2006/main">
+              <a:graphicData uri="http://schemas.openxmlformats.org/drawingml/2006/picture">
+                <pic:pic xmlns:pic="http://schemas.openxmlformats.org/drawingml/2006/picture">
+                  <pic:nvPicPr>
+                    <pic:cNvPr id="1040855807" name=""/>
+                    <pic:cNvPicPr/>
+                  </pic:nvPicPr>
+                  <pic:blipFill>
+                    <a:blip r:embed="rId23"/>
+                    <a:stretch>
+                      <a:fillRect/>
+                    </a:stretch>
+                  </pic:blipFill>
+                  <pic:spPr>
+                    <a:xfrm>
+                      <a:off x="0" y="0"/>
+                      <a:ext cx="4479840" cy="3257640"/>
+                    </a:xfrm>
+                    <a:prstGeom prst="rect">
+                      <a:avLst/>
+                    </a:prstGeom>
+                  </pic:spPr>
+                </pic:pic>
+              </a:graphicData>
+            </a:graphic>
+          </wp:inline>
+        </w:drawing>
+      </w:r>
+    </w:p>
+    <w:p/>
+    <w:p>
+      <w:r>
+        <w:br w:type="page"/>
+      </w:r>
+    </w:p>
+    <w:p>
+      <w:r>
+        <w:rPr>
+          <w:rFonts w:hint="eastAsia"/>
+        </w:rPr>
+        <w:lastRenderedPageBreak/>
+        <w:t>MediaFoundation</w:t>
+      </w:r>
+      <w:r>
+        <w:rPr>
+          <w:rFonts w:hint="eastAsia"/>
+        </w:rPr>
+        <w:t>.dllは</w:t>
+      </w:r>
+      <w:r>
+        <w:rPr>
+          <w:rFonts w:hint="eastAsia"/>
+        </w:rPr>
+        <w:t>プロジェクト参照に変更しま</w:t>
+      </w:r>
+      <w:r>
+        <w:rPr>
+          <w:rFonts w:hint="eastAsia"/>
+        </w:rPr>
+        <w:t>した</w:t>
+      </w:r>
+    </w:p>
+    <w:p>
+      <w:pPr>
+        <w:rPr>
+          <w:rFonts w:hint="eastAsia"/>
+        </w:rPr>
+      </w:pPr>
+      <w:r>
+        <w:rPr>
+          <w:rFonts w:hint="eastAsia"/>
+        </w:rPr>
+        <w:t xml:space="preserve">1. </w:t>
+      </w:r>
+      <w:r>
+        <w:rPr>
+          <w:rFonts w:hint="eastAsia"/>
+        </w:rPr>
+        <w:t>参照を削除</w:t>
+      </w:r>
+    </w:p>
+    <w:p>
+      <w:r>
+        <w:rPr>
+          <w:noProof/>
+        </w:rPr>
+        <mc:AlternateContent>
+          <mc:Choice Requires="wps">
+            <w:drawing>
+              <wp:anchor distT="0" distB="0" distL="114300" distR="114300" simplePos="0" relativeHeight="251678720" behindDoc="0" locked="0" layoutInCell="1" allowOverlap="1" wp14:anchorId="4E72A356" wp14:editId="7D4DDBF3">
+                <wp:simplePos x="0" y="0"/>
+                <wp:positionH relativeFrom="column">
+                  <wp:posOffset>2482850</wp:posOffset>
+                </wp:positionH>
+                <wp:positionV relativeFrom="paragraph">
+                  <wp:posOffset>2665730</wp:posOffset>
+                </wp:positionV>
+                <wp:extent cx="2203450" cy="266700"/>
+                <wp:effectExtent l="0" t="0" r="25400" b="19050"/>
+                <wp:wrapNone/>
+                <wp:docPr id="1925072763" name="正方形/長方形 3"/>
+                <wp:cNvGraphicFramePr/>
+                <a:graphic xmlns:a="http://schemas.openxmlformats.org/drawingml/2006/main">
+                  <a:graphicData uri="http://schemas.microsoft.com/office/word/2010/wordprocessingShape">
+                    <wps:wsp>
+                      <wps:cNvSpPr/>
+                      <wps:spPr>
+                        <a:xfrm>
+                          <a:off x="0" y="0"/>
+                          <a:ext cx="2203450" cy="266700"/>
+                        </a:xfrm>
+                        <a:prstGeom prst="rect">
+                          <a:avLst/>
+                        </a:prstGeom>
+                        <a:noFill/>
+                        <a:ln>
+                          <a:solidFill>
+                            <a:srgbClr val="EE0000"/>
+                          </a:solidFill>
+                        </a:ln>
+                      </wps:spPr>
+                      <wps:style>
+                        <a:lnRef idx="2">
+                          <a:schemeClr val="accent1">
+                            <a:shade val="15000"/>
+                          </a:schemeClr>
+                        </a:lnRef>
+                        <a:fillRef idx="1">
+                          <a:schemeClr val="accent1"/>
+                        </a:fillRef>
+                        <a:effectRef idx="0">
+                          <a:schemeClr val="accent1"/>
+                        </a:effectRef>
+                        <a:fontRef idx="minor">
+                          <a:schemeClr val="lt1"/>
+                        </a:fontRef>
+                      </wps:style>
+                      <wps:bodyPr rot="0" spcFirstLastPara="0" vertOverflow="overflow" horzOverflow="overflow" vert="horz" wrap="square" lIns="91440" tIns="45720" rIns="91440" bIns="45720" numCol="1" spcCol="0" rtlCol="0" fromWordArt="0" anchor="ctr" anchorCtr="0" forceAA="0" compatLnSpc="1">
+                        <a:prstTxWarp prst="textNoShape">
+                          <a:avLst/>
+                        </a:prstTxWarp>
+                        <a:noAutofit/>
+                      </wps:bodyPr>
+                    </wps:wsp>
+                  </a:graphicData>
+                </a:graphic>
+                <wp14:sizeRelH relativeFrom="margin">
+                  <wp14:pctWidth>0</wp14:pctWidth>
+                </wp14:sizeRelH>
+                <wp14:sizeRelV relativeFrom="margin">
+                  <wp14:pctHeight>0</wp14:pctHeight>
+                </wp14:sizeRelV>
+              </wp:anchor>
+            </w:drawing>
+          </mc:Choice>
+          <mc:Fallback>
+            <w:pict>
+              <v:rect w14:anchorId="39414E7E" id="正方形/長方形 3" o:spid="_x0000_s1026" style="position:absolute;margin-left:195.5pt;margin-top:209.9pt;width:173.5pt;height:21pt;z-index:251678720;visibility:visible;mso-wrap-style:square;mso-width-percent:0;mso-height-percent:0;mso-wrap-distance-left:9pt;mso-wrap-distance-top:0;mso-wrap-distance-right:9pt;mso-wrap-distance-bottom:0;mso-position-horizontal:absolute;mso-position-horizontal-relative:text;mso-position-vertical:absolute;mso-position-vertical-relative:text;mso-width-percent:0;mso-height-percent:0;mso-width-relative:margin;mso-height-relative:margin;v-text-anchor:middle" o:gfxdata="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" filled="f" strokecolor="#e00" strokeweight="1pt"/>
+            </w:pict>
+          </mc:Fallback>
+        </mc:AlternateContent>
+      </w:r>
+      <w:r>
+        <w:drawing>
+          <wp:inline distT="0" distB="0" distL="0" distR="0" wp14:anchorId="409DD8E9" wp14:editId="64DB1137">
+            <wp:extent cx="5335560" cy="3707280"/>
+            <wp:effectExtent l="0" t="0" r="0" b="7620"/>
+            <wp:docPr id="672927873" name="図 1" descr="コンピューターのスクリーンショット&#10;&#10;AI 生成コンテンツは誤りを含む可能性があります。"/>
+            <wp:cNvGraphicFramePr>
+              <a:graphicFrameLocks xmlns:a="http://schemas.openxmlformats.org/drawingml/2006/main" noChangeAspect="1"/>
+            </wp:cNvGraphicFramePr>
+            <a:graphic xmlns:a="http://schemas.openxmlformats.org/drawingml/2006/main">
+              <a:graphicData uri="http://schemas.openxmlformats.org/drawingml/2006/picture">
+                <pic:pic xmlns:pic="http://schemas.openxmlformats.org/drawingml/2006/picture">
+                  <pic:nvPicPr>
+                    <pic:cNvPr id="672927873" name="図 1" descr="コンピューターのスクリーンショット&#10;&#10;AI 生成コンテンツは誤りを含む可能性があります。"/>
+                    <pic:cNvPicPr/>
+                  </pic:nvPicPr>
+                  <pic:blipFill>
+                    <a:blip r:embed="rId24"/>
+                    <a:stretch>
+                      <a:fillRect/>
+                    </a:stretch>
+                  </pic:blipFill>
+                  <pic:spPr>
+                    <a:xfrm>
+                      <a:off x="0" y="0"/>
+                      <a:ext cx="5335560" cy="3707280"/>
+                    </a:xfrm>
+                    <a:prstGeom prst="rect">
+                      <a:avLst/>
+                    </a:prstGeom>
+                  </pic:spPr>
+                </pic:pic>
+              </a:graphicData>
+            </a:graphic>
+          </wp:inline>
+        </w:drawing>
+      </w:r>
+    </w:p>
+    <w:p/>
+    <w:p>
+      <w:pPr>
+        <w:rPr>
+          <w:rFonts w:hint="eastAsia"/>
+        </w:rPr>
+      </w:pPr>
+      <w:r>
+        <w:rPr>
+          <w:rFonts w:hint="eastAsia"/>
+        </w:rPr>
+        <w:t>2. 既存プロジェクトの参照</w:t>
+      </w:r>
+    </w:p>
+    <w:p>
+      <w:r>
+        <w:rPr>
+          <w:noProof/>
+        </w:rPr>
+        <mc:AlternateContent>
+          <mc:Choice Requires="wps">
+            <w:drawing>
+              <wp:anchor distT="0" distB="0" distL="114300" distR="114300" simplePos="0" relativeHeight="251680768" behindDoc="0" locked="0" layoutInCell="1" allowOverlap="1" wp14:anchorId="0A398818" wp14:editId="66B82A04">
+                <wp:simplePos x="0" y="0"/>
+                <wp:positionH relativeFrom="column">
+                  <wp:posOffset>4032250</wp:posOffset>
+                </wp:positionH>
+                <wp:positionV relativeFrom="paragraph">
+                  <wp:posOffset>2912110</wp:posOffset>
+                </wp:positionV>
+                <wp:extent cx="1155700" cy="203200"/>
+                <wp:effectExtent l="0" t="0" r="25400" b="25400"/>
+                <wp:wrapNone/>
+                <wp:docPr id="89681162" name="正方形/長方形 3"/>
+                <wp:cNvGraphicFramePr/>
+                <a:graphic xmlns:a="http://schemas.openxmlformats.org/drawingml/2006/main">
+                  <a:graphicData uri="http://schemas.microsoft.com/office/word/2010/wordprocessingShape">
+                    <wps:wsp>
+                      <wps:cNvSpPr/>
+                      <wps:spPr>
+                        <a:xfrm>
+                          <a:off x="0" y="0"/>
+                          <a:ext cx="1155700" cy="203200"/>
+                        </a:xfrm>
+                        <a:prstGeom prst="rect">
+                          <a:avLst/>
+                        </a:prstGeom>
+                        <a:noFill/>
+                        <a:ln>
+                          <a:solidFill>
+                            <a:srgbClr val="EE0000"/>
+                          </a:solidFill>
+                        </a:ln>
+                      </wps:spPr>
+                      <wps:style>
+                        <a:lnRef idx="2">
+                          <a:schemeClr val="accent1">
+                            <a:shade val="15000"/>
+                          </a:schemeClr>
+                        </a:lnRef>
+                        <a:fillRef idx="1">
+                          <a:schemeClr val="accent1"/>
+                        </a:fillRef>
+                        <a:effectRef idx="0">
+                          <a:schemeClr val="accent1"/>
+                        </a:effectRef>
+                        <a:fontRef idx="minor">
+                          <a:schemeClr val="lt1"/>
+                        </a:fontRef>
+                      </wps:style>
+                      <wps:bodyPr rot="0" spcFirstLastPara="0" vertOverflow="overflow" horzOverflow="overflow" vert="horz" wrap="square" lIns="91440" tIns="45720" rIns="91440" bIns="45720" numCol="1" spcCol="0" rtlCol="0" fromWordArt="0" anchor="ctr" anchorCtr="0" forceAA="0" compatLnSpc="1">
+                        <a:prstTxWarp prst="textNoShape">
+                          <a:avLst/>
+                        </a:prstTxWarp>
+                        <a:noAutofit/>
+                      </wps:bodyPr>
+                    </wps:wsp>
+                  </a:graphicData>
+                </a:graphic>
+                <wp14:sizeRelH relativeFrom="margin">
+                  <wp14:pctWidth>0</wp14:pctWidth>
+                </wp14:sizeRelH>
+                <wp14:sizeRelV relativeFrom="margin">
+                  <wp14:pctHeight>0</wp14:pctHeight>
+                </wp14:sizeRelV>
+              </wp:anchor>
+            </w:drawing>
+          </mc:Choice>
+          <mc:Fallback>
+            <w:pict>
+              <v:rect w14:anchorId="2C187679" id="正方形/長方形 3" o:spid="_x0000_s1026" style="position:absolute;margin-left:317.5pt;margin-top:229.3pt;width:91pt;height:16pt;z-index:251680768;visibility:visible;mso-wrap-style:square;mso-width-percent:0;mso-height-percent:0;mso-wrap-distance-left:9pt;mso-wrap-distance-top:0;mso-wrap-distance-right:9pt;mso-wrap-distance-bottom:0;mso-position-horizontal:absolute;mso-position-horizontal-relative:text;mso-position-vertical:absolute;mso-position-vertical-relative:text;mso-width-percent:0;mso-height-percent:0;mso-width-relative:margin;mso-height-relative:margin;v-text-anchor:middle" o:gfxdata="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" filled="f" strokecolor="#e00" strokeweight="1pt"/>
+            </w:pict>
+          </mc:Fallback>
+        </mc:AlternateContent>
+      </w:r>
+      <w:r>
+        <w:drawing>
+          <wp:inline distT="0" distB="0" distL="0" distR="0" wp14:anchorId="7B624228" wp14:editId="2CF7A756">
+            <wp:extent cx="6188710" cy="3218815"/>
+            <wp:effectExtent l="0" t="0" r="2540" b="635"/>
+            <wp:docPr id="575941340" name="図 1" descr="コンピューターの画面のスクリーンショット&#10;&#10;AI 生成コンテンツは誤りを含む可能性があります。"/>
+            <wp:cNvGraphicFramePr>
+              <a:graphicFrameLocks xmlns:a="http://schemas.openxmlformats.org/drawingml/2006/main" noChangeAspect="1"/>
+            </wp:cNvGraphicFramePr>
+            <a:graphic xmlns:a="http://schemas.openxmlformats.org/drawingml/2006/main">
+              <a:graphicData uri="http://schemas.openxmlformats.org/drawingml/2006/picture">
+                <pic:pic xmlns:pic="http://schemas.openxmlformats.org/drawingml/2006/picture">
+                  <pic:nvPicPr>
+                    <pic:cNvPr id="575941340" name="図 1" descr="コンピューターの画面のスクリーンショット&#10;&#10;AI 生成コンテンツは誤りを含む可能性があります。"/>
+                    <pic:cNvPicPr/>
+                  </pic:nvPicPr>
+                  <pic:blipFill>
+                    <a:blip r:embed="rId25"/>
+                    <a:stretch>
+                      <a:fillRect/>
+                    </a:stretch>
+                  </pic:blipFill>
+                  <pic:spPr>
+                    <a:xfrm>
+                      <a:off x="0" y="0"/>
+                      <a:ext cx="6188710" cy="3218815"/>
+                    </a:xfrm>
+                    <a:prstGeom prst="rect">
+                      <a:avLst/>
+                    </a:prstGeom>
+                  </pic:spPr>
+                </pic:pic>
+              </a:graphicData>
+            </a:graphic>
+          </wp:inline>
+        </w:drawing>
+      </w:r>
+    </w:p>
+    <w:p>
+      <w:pPr>
+        <w:rPr>
+          <w:rFonts w:hint="eastAsia"/>
+        </w:rPr>
+      </w:pPr>
+      <w:r>
+        <w:rPr>
+          <w:rFonts w:hint="eastAsia"/>
+        </w:rPr>
+        <w:lastRenderedPageBreak/>
+        <w:t>srcフォルダ配下の「</w:t>
+      </w:r>
+      <w:r>
+        <w:t>MediaFoundation-2010.csproj</w:t>
+      </w:r>
+      <w:r>
+        <w:rPr>
+          <w:rFonts w:hint="eastAsia"/>
+        </w:rPr>
+        <w:t>」を</w:t>
+      </w:r>
+      <w:r>
+        <w:rPr>
+          <w:rFonts w:hint="eastAsia"/>
+        </w:rPr>
+        <w:t>選択して「</w:t>
+      </w:r>
+      <w:r>
+        <w:rPr>
+          <w:rFonts w:hint="eastAsia"/>
+        </w:rPr>
+        <w:t>開く</w:t>
+      </w:r>
+      <w:r>
+        <w:rPr>
+          <w:rFonts w:hint="eastAsia"/>
+        </w:rPr>
+        <w:t>」をクリック</w:t>
+      </w:r>
+    </w:p>
+    <w:p>
+      <w:r>
+        <w:rPr>
+          <w:noProof/>
+        </w:rPr>
+        <mc:AlternateContent>
+          <mc:Choice Requires="wps">
+            <w:drawing>
+              <wp:anchor distT="0" distB="0" distL="114300" distR="114300" simplePos="0" relativeHeight="251682816" behindDoc="0" locked="0" layoutInCell="1" allowOverlap="1" wp14:anchorId="35A451F3" wp14:editId="38A8DCAA">
+                <wp:simplePos x="0" y="0"/>
+                <wp:positionH relativeFrom="column">
+                  <wp:posOffset>1060450</wp:posOffset>
+                </wp:positionH>
+                <wp:positionV relativeFrom="paragraph">
+                  <wp:posOffset>1602740</wp:posOffset>
+                </wp:positionV>
+                <wp:extent cx="1270000" cy="203200"/>
+                <wp:effectExtent l="0" t="0" r="25400" b="25400"/>
+                <wp:wrapNone/>
+                <wp:docPr id="1670463967" name="正方形/長方形 3"/>
+                <wp:cNvGraphicFramePr/>
+                <a:graphic xmlns:a="http://schemas.openxmlformats.org/drawingml/2006/main">
+                  <a:graphicData uri="http://schemas.microsoft.com/office/word/2010/wordprocessingShape">
+                    <wps:wsp>
+                      <wps:cNvSpPr/>
+                      <wps:spPr>
+                        <a:xfrm>
+                          <a:off x="0" y="0"/>
+                          <a:ext cx="1270000" cy="203200"/>
+                        </a:xfrm>
+                        <a:prstGeom prst="rect">
+                          <a:avLst/>
+                        </a:prstGeom>
+                        <a:noFill/>
+                        <a:ln>
+                          <a:solidFill>
+                            <a:srgbClr val="EE0000"/>
+                          </a:solidFill>
+                        </a:ln>
+                      </wps:spPr>
+                      <wps:style>
+                        <a:lnRef idx="2">
+                          <a:schemeClr val="accent1">
+                            <a:shade val="15000"/>
+                          </a:schemeClr>
+                        </a:lnRef>
+                        <a:fillRef idx="1">
+                          <a:schemeClr val="accent1"/>
+                        </a:fillRef>
+                        <a:effectRef idx="0">
+                          <a:schemeClr val="accent1"/>
+                        </a:effectRef>
+                        <a:fontRef idx="minor">
+                          <a:schemeClr val="lt1"/>
+                        </a:fontRef>
+                      </wps:style>
+                      <wps:bodyPr rot="0" spcFirstLastPara="0" vertOverflow="overflow" horzOverflow="overflow" vert="horz" wrap="square" lIns="91440" tIns="45720" rIns="91440" bIns="45720" numCol="1" spcCol="0" rtlCol="0" fromWordArt="0" anchor="ctr" anchorCtr="0" forceAA="0" compatLnSpc="1">
+                        <a:prstTxWarp prst="textNoShape">
+                          <a:avLst/>
+                        </a:prstTxWarp>
+                        <a:noAutofit/>
+                      </wps:bodyPr>
+                    </wps:wsp>
+                  </a:graphicData>
+                </a:graphic>
+                <wp14:sizeRelH relativeFrom="margin">
+                  <wp14:pctWidth>0</wp14:pctWidth>
+                </wp14:sizeRelH>
+                <wp14:sizeRelV relativeFrom="margin">
+                  <wp14:pctHeight>0</wp14:pctHeight>
+                </wp14:sizeRelV>
+              </wp:anchor>
+            </w:drawing>
+          </mc:Choice>
+          <mc:Fallback>
+            <w:pict>
+              <v:rect w14:anchorId="697A923F" id="正方形/長方形 3" o:spid="_x0000_s1026" style="position:absolute;margin-left:83.5pt;margin-top:126.2pt;width:100pt;height:16pt;z-index:251682816;visibility:visible;mso-wrap-style:square;mso-width-percent:0;mso-height-percent:0;mso-wrap-distance-left:9pt;mso-wrap-distance-top:0;mso-wrap-distance-right:9pt;mso-wrap-distance-bottom:0;mso-position-horizontal:absolute;mso-position-horizontal-relative:text;mso-position-vertical:absolute;mso-position-vertical-relative:text;mso-width-percent:0;mso-height-percent:0;mso-width-relative:margin;mso-height-relative:margin;v-text-anchor:middle" o:gfxdata="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" filled="f" strokecolor="#e00" strokeweight="1pt"/>
+            </w:pict>
+          </mc:Fallback>
+        </mc:AlternateContent>
+      </w:r>
+      <w:r>
+        <w:rPr>
+          <w:noProof/>
+        </w:rPr>
+        <mc:AlternateContent>
+          <mc:Choice Requires="wps">
+            <w:drawing>
+              <wp:anchor distT="0" distB="0" distL="114300" distR="114300" simplePos="0" relativeHeight="251684864" behindDoc="0" locked="0" layoutInCell="1" allowOverlap="1" wp14:anchorId="530A165D" wp14:editId="65235F46">
+                <wp:simplePos x="0" y="0"/>
+                <wp:positionH relativeFrom="column">
+                  <wp:posOffset>4889500</wp:posOffset>
+                </wp:positionH>
+                <wp:positionV relativeFrom="paragraph">
+                  <wp:posOffset>2644140</wp:posOffset>
+                </wp:positionV>
+                <wp:extent cx="622300" cy="203200"/>
+                <wp:effectExtent l="0" t="0" r="25400" b="25400"/>
+                <wp:wrapNone/>
+                <wp:docPr id="2017015998" name="正方形/長方形 3"/>
+                <wp:cNvGraphicFramePr/>
+                <a:graphic xmlns:a="http://schemas.openxmlformats.org/drawingml/2006/main">
+                  <a:graphicData uri="http://schemas.microsoft.com/office/word/2010/wordprocessingShape">
+                    <wps:wsp>
+                      <wps:cNvSpPr/>
+                      <wps:spPr>
+                        <a:xfrm>
+                          <a:off x="0" y="0"/>
+                          <a:ext cx="622300" cy="203200"/>
+                        </a:xfrm>
+                        <a:prstGeom prst="rect">
+                          <a:avLst/>
+                        </a:prstGeom>
+                        <a:noFill/>
+                        <a:ln>
+                          <a:solidFill>
+                            <a:srgbClr val="EE0000"/>
+                          </a:solidFill>
+                        </a:ln>
+                      </wps:spPr>
+                      <wps:style>
+                        <a:lnRef idx="2">
+                          <a:schemeClr val="accent1">
+                            <a:shade val="15000"/>
+                          </a:schemeClr>
+                        </a:lnRef>
+                        <a:fillRef idx="1">
+                          <a:schemeClr val="accent1"/>
+                        </a:fillRef>
+                        <a:effectRef idx="0">
+                          <a:schemeClr val="accent1"/>
+                        </a:effectRef>
+                        <a:fontRef idx="minor">
+                          <a:schemeClr val="lt1"/>
+                        </a:fontRef>
+                      </wps:style>
+                      <wps:bodyPr rot="0" spcFirstLastPara="0" vertOverflow="overflow" horzOverflow="overflow" vert="horz" wrap="square" lIns="91440" tIns="45720" rIns="91440" bIns="45720" numCol="1" spcCol="0" rtlCol="0" fromWordArt="0" anchor="ctr" anchorCtr="0" forceAA="0" compatLnSpc="1">
+                        <a:prstTxWarp prst="textNoShape">
+                          <a:avLst/>
+                        </a:prstTxWarp>
+                        <a:noAutofit/>
+                      </wps:bodyPr>
+                    </wps:wsp>
+                  </a:graphicData>
+                </a:graphic>
+                <wp14:sizeRelH relativeFrom="margin">
+                  <wp14:pctWidth>0</wp14:pctWidth>
+                </wp14:sizeRelH>
+                <wp14:sizeRelV relativeFrom="margin">
+                  <wp14:pctHeight>0</wp14:pctHeight>
+                </wp14:sizeRelV>
+              </wp:anchor>
+            </w:drawing>
+          </mc:Choice>
+          <mc:Fallback>
+            <w:pict>
+              <v:rect w14:anchorId="55B923E4" id="正方形/長方形 3" o:spid="_x0000_s1026" style="position:absolute;margin-left:385pt;margin-top:208.2pt;width:49pt;height:16pt;z-index:251684864;visibility:visible;mso-wrap-style:square;mso-width-percent:0;mso-height-percent:0;mso-wrap-distance-left:9pt;mso-wrap-distance-top:0;mso-wrap-distance-right:9pt;mso-wrap-distance-bottom:0;mso-position-horizontal:absolute;mso-position-horizontal-relative:text;mso-position-vertical:absolute;mso-position-vertical-relative:text;mso-width-percent:0;mso-height-percent:0;mso-width-relative:margin;mso-height-relative:margin;v-text-anchor:middle" o:gfxdata="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" filled="f" strokecolor="#e00" strokeweight="1pt"/>
+            </w:pict>
+          </mc:Fallback>
+        </mc:AlternateContent>
+      </w:r>
+      <w:r>
+        <w:rPr>
+          <w:noProof/>
+        </w:rPr>
+        <w:drawing>
+          <wp:inline distT="0" distB="0" distL="0" distR="0" wp14:anchorId="7AE69F7A" wp14:editId="2FC68314">
+            <wp:extent cx="6188710" cy="2907665"/>
+            <wp:effectExtent l="0" t="0" r="2540" b="6985"/>
+            <wp:docPr id="1957857726" name="図 1" descr="グラフィカル ユーザー インターフェイス, テキスト, アプリケーション&#10;&#10;AI 生成コンテンツは誤りを含む可能性があります。"/>
+            <wp:cNvGraphicFramePr>
+              <a:graphicFrameLocks xmlns:a="http://schemas.openxmlformats.org/drawingml/2006/main" noChangeAspect="1"/>
+            </wp:cNvGraphicFramePr>
+            <a:graphic xmlns:a="http://schemas.openxmlformats.org/drawingml/2006/main">
+              <a:graphicData uri="http://schemas.openxmlformats.org/drawingml/2006/picture">
+                <pic:pic xmlns:pic="http://schemas.openxmlformats.org/drawingml/2006/picture">
+                  <pic:nvPicPr>
+                    <pic:cNvPr id="1957857726" name="図 1" descr="グラフィカル ユーザー インターフェイス, テキスト, アプリケーション&#10;&#10;AI 生成コンテンツは誤りを含む可能性があります。"/>
+                    <pic:cNvPicPr/>
+                  </pic:nvPicPr>
+                  <pic:blipFill>
+                    <a:blip r:embed="rId26"/>
+                    <a:stretch>
+                      <a:fillRect/>
+                    </a:stretch>
+                  </pic:blipFill>
+                  <pic:spPr>
+                    <a:xfrm>
+                      <a:off x="0" y="0"/>
+                      <a:ext cx="6188710" cy="2907665"/>
+                    </a:xfrm>
+                    <a:prstGeom prst="rect">
+                      <a:avLst/>
+                    </a:prstGeom>
+                  </pic:spPr>
+                </pic:pic>
+              </a:graphicData>
+            </a:graphic>
+          </wp:inline>
+        </w:drawing>
+      </w:r>
+    </w:p>
+    <w:p/>
+    <w:p>
+      <w:pPr>
+        <w:rPr>
+          <w:rFonts w:hint="eastAsia"/>
+        </w:rPr>
+      </w:pPr>
+      <w:r>
+        <w:rPr>
+          <w:rFonts w:hint="eastAsia"/>
+        </w:rPr>
+        <w:t>参照の追加を選択</w:t>
+      </w:r>
+    </w:p>
+    <w:p>
+      <w:r>
+        <w:rPr>
+          <w:noProof/>
+        </w:rPr>
+        <mc:AlternateContent>
+          <mc:Choice Requires="wps">
+            <w:drawing>
+              <wp:anchor distT="0" distB="0" distL="114300" distR="114300" simplePos="0" relativeHeight="251686912" behindDoc="0" locked="0" layoutInCell="1" allowOverlap="1" wp14:anchorId="7301D95E" wp14:editId="36354BD3">
+                <wp:simplePos x="0" y="0"/>
+                <wp:positionH relativeFrom="column">
+                  <wp:posOffset>1625600</wp:posOffset>
+                </wp:positionH>
+                <wp:positionV relativeFrom="paragraph">
+                  <wp:posOffset>1887220</wp:posOffset>
+                </wp:positionV>
+                <wp:extent cx="958850" cy="234950"/>
+                <wp:effectExtent l="0" t="0" r="12700" b="12700"/>
+                <wp:wrapNone/>
+                <wp:docPr id="171655350" name="正方形/長方形 3"/>
+                <wp:cNvGraphicFramePr/>
+                <a:graphic xmlns:a="http://schemas.openxmlformats.org/drawingml/2006/main">
+                  <a:graphicData uri="http://schemas.microsoft.com/office/word/2010/wordprocessingShape">
+                    <wps:wsp>
+                      <wps:cNvSpPr/>
+                      <wps:spPr>
+                        <a:xfrm>
+                          <a:off x="0" y="0"/>
+                          <a:ext cx="958850" cy="234950"/>
+                        </a:xfrm>
+                        <a:prstGeom prst="rect">
+                          <a:avLst/>
+                        </a:prstGeom>
+                        <a:noFill/>
+                        <a:ln>
+                          <a:solidFill>
+                            <a:srgbClr val="EE0000"/>
+                          </a:solidFill>
+                        </a:ln>
+                      </wps:spPr>
+                      <wps:style>
+                        <a:lnRef idx="2">
+                          <a:schemeClr val="accent1">
+                            <a:shade val="15000"/>
+                          </a:schemeClr>
+                        </a:lnRef>
+                        <a:fillRef idx="1">
+                          <a:schemeClr val="accent1"/>
+                        </a:fillRef>
+                        <a:effectRef idx="0">
+                          <a:schemeClr val="accent1"/>
+                        </a:effectRef>
+                        <a:fontRef idx="minor">
+                          <a:schemeClr val="lt1"/>
+                        </a:fontRef>
+                      </wps:style>
+                      <wps:bodyPr rot="0" spcFirstLastPara="0" vertOverflow="overflow" horzOverflow="overflow" vert="horz" wrap="square" lIns="91440" tIns="45720" rIns="91440" bIns="45720" numCol="1" spcCol="0" rtlCol="0" fromWordArt="0" anchor="ctr" anchorCtr="0" forceAA="0" compatLnSpc="1">
+                        <a:prstTxWarp prst="textNoShape">
+                          <a:avLst/>
+                        </a:prstTxWarp>
+                        <a:noAutofit/>
+                      </wps:bodyPr>
+                    </wps:wsp>
+                  </a:graphicData>
+                </a:graphic>
+                <wp14:sizeRelH relativeFrom="margin">
+                  <wp14:pctWidth>0</wp14:pctWidth>
+                </wp14:sizeRelH>
+                <wp14:sizeRelV relativeFrom="margin">
+                  <wp14:pctHeight>0</wp14:pctHeight>
+                </wp14:sizeRelV>
+              </wp:anchor>
+            </w:drawing>
+          </mc:Choice>
+          <mc:Fallback>
+            <w:pict>
+              <v:rect w14:anchorId="2CB07A7F" id="正方形/長方形 3" o:spid="_x0000_s1026" style="position:absolute;margin-left:128pt;margin-top:148.6pt;width:75.5pt;height:18.5pt;z-index:251686912;visibility:visible;mso-wrap-style:square;mso-width-percent:0;mso-height-percent:0;mso-wrap-distance-left:9pt;mso-wrap-distance-top:0;mso-wrap-distance-right:9pt;mso-wrap-distance-bottom:0;mso-position-horizontal:absolute;mso-position-horizontal-relative:text;mso-position-vertical:absolute;mso-position-vertical-relative:text;mso-width-percent:0;mso-height-percent:0;mso-width-relative:margin;mso-height-relative:margin;v-text-anchor:middle" o:gfxdata="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" filled="f" strokecolor="#e00" strokeweight="1pt"/>
+            </w:pict>
+          </mc:Fallback>
+        </mc:AlternateContent>
+      </w:r>
+      <w:r>
+        <w:drawing>
+          <wp:inline distT="0" distB="0" distL="0" distR="0" wp14:anchorId="0349421A" wp14:editId="4997DA4A">
+            <wp:extent cx="4051080" cy="2564640"/>
+            <wp:effectExtent l="0" t="0" r="6985" b="7620"/>
+            <wp:docPr id="367416356" name="図 1" descr="テキスト&#10;&#10;AI 生成コンテンツは誤りを含む可能性があります。"/>
+            <wp:cNvGraphicFramePr>
+              <a:graphicFrameLocks xmlns:a="http://schemas.openxmlformats.org/drawingml/2006/main" noChangeAspect="1"/>
+            </wp:cNvGraphicFramePr>
+            <a:graphic xmlns:a="http://schemas.openxmlformats.org/drawingml/2006/main">
+              <a:graphicData uri="http://schemas.openxmlformats.org/drawingml/2006/picture">
+                <pic:pic xmlns:pic="http://schemas.openxmlformats.org/drawingml/2006/picture">
+                  <pic:nvPicPr>
+                    <pic:cNvPr id="367416356" name="図 1" descr="テキスト&#10;&#10;AI 生成コンテンツは誤りを含む可能性があります。"/>
+                    <pic:cNvPicPr/>
+                  </pic:nvPicPr>
+                  <pic:blipFill>
+                    <a:blip r:embed="rId27"/>
+                    <a:stretch>
+                      <a:fillRect/>
+                    </a:stretch>
+                  </pic:blipFill>
+                  <pic:spPr>
+                    <a:xfrm>
+                      <a:off x="0" y="0"/>
+                      <a:ext cx="4051080" cy="2564640"/>
+                    </a:xfrm>
+                    <a:prstGeom prst="rect">
+                      <a:avLst/>
+                    </a:prstGeom>
+                  </pic:spPr>
+                </pic:pic>
+              </a:graphicData>
+            </a:graphic>
+          </wp:inline>
+        </w:drawing>
+      </w:r>
+    </w:p>
+    <w:p/>
+    <w:p>
+      <w:r>
+        <w:br w:type="page"/>
+      </w:r>
+    </w:p>
+    <w:p>
+      <w:pPr>
+        <w:rPr>
+          <w:rFonts w:hint="eastAsia"/>
+        </w:rPr>
+      </w:pPr>
+      <w:r>
+        <w:rPr>
+          <w:rFonts w:hint="eastAsia"/>
+        </w:rPr>
+        <w:lastRenderedPageBreak/>
+        <w:t>プロジェクトにある「MediaFoundation-2021」にチェックを入れて「OK」をクリック</w:t>
+      </w:r>
+    </w:p>
+    <w:p>
+      <w:r>
+        <w:rPr>
+          <w:noProof/>
+        </w:rPr>
+        <mc:AlternateContent>
+          <mc:Choice Requires="wps">
+            <w:drawing>
+              <wp:anchor distT="0" distB="0" distL="114300" distR="114300" simplePos="0" relativeHeight="251691008" behindDoc="0" locked="0" layoutInCell="1" allowOverlap="1" wp14:anchorId="4BE0A654" wp14:editId="28A744C7">
+                <wp:simplePos x="0" y="0"/>
+                <wp:positionH relativeFrom="column">
+                  <wp:posOffset>4787900</wp:posOffset>
+                </wp:positionH>
+                <wp:positionV relativeFrom="paragraph">
+                  <wp:posOffset>2612390</wp:posOffset>
+                </wp:positionV>
+                <wp:extent cx="641350" cy="247650"/>
+                <wp:effectExtent l="0" t="0" r="25400" b="19050"/>
+                <wp:wrapNone/>
+                <wp:docPr id="558394468" name="正方形/長方形 3"/>
+                <wp:cNvGraphicFramePr/>
+                <a:graphic xmlns:a="http://schemas.openxmlformats.org/drawingml/2006/main">
+                  <a:graphicData uri="http://schemas.microsoft.com/office/word/2010/wordprocessingShape">
+                    <wps:wsp>
+                      <wps:cNvSpPr/>
+                      <wps:spPr>
+                        <a:xfrm>
+                          <a:off x="0" y="0"/>
+                          <a:ext cx="641350" cy="247650"/>
+                        </a:xfrm>
+                        <a:prstGeom prst="rect">
+                          <a:avLst/>
+                        </a:prstGeom>
+                        <a:noFill/>
+                        <a:ln>
+                          <a:solidFill>
+                            <a:srgbClr val="EE0000"/>
+                          </a:solidFill>
+                        </a:ln>
+                      </wps:spPr>
+                      <wps:style>
+                        <a:lnRef idx="2">
+                          <a:schemeClr val="accent1">
+                            <a:shade val="15000"/>
+                          </a:schemeClr>
+                        </a:lnRef>
+                        <a:fillRef idx="1">
+                          <a:schemeClr val="accent1"/>
+                        </a:fillRef>
+                        <a:effectRef idx="0">
+                          <a:schemeClr val="accent1"/>
+                        </a:effectRef>
+                        <a:fontRef idx="minor">
+                          <a:schemeClr val="lt1"/>
+                        </a:fontRef>
+                      </wps:style>
+                      <wps:bodyPr rot="0" spcFirstLastPara="0" vertOverflow="overflow" horzOverflow="overflow" vert="horz" wrap="square" lIns="91440" tIns="45720" rIns="91440" bIns="45720" numCol="1" spcCol="0" rtlCol="0" fromWordArt="0" anchor="ctr" anchorCtr="0" forceAA="0" compatLnSpc="1">
+                        <a:prstTxWarp prst="textNoShape">
+                          <a:avLst/>
+                        </a:prstTxWarp>
+                        <a:noAutofit/>
+                      </wps:bodyPr>
+                    </wps:wsp>
+                  </a:graphicData>
+                </a:graphic>
+                <wp14:sizeRelH relativeFrom="margin">
+                  <wp14:pctWidth>0</wp14:pctWidth>
+                </wp14:sizeRelH>
+                <wp14:sizeRelV relativeFrom="margin">
+                  <wp14:pctHeight>0</wp14:pctHeight>
+                </wp14:sizeRelV>
+              </wp:anchor>
+            </w:drawing>
+          </mc:Choice>
+          <mc:Fallback>
+            <w:pict>
+              <v:rect w14:anchorId="050BF232" id="正方形/長方形 3" o:spid="_x0000_s1026" style="position:absolute;margin-left:377pt;margin-top:205.7pt;width:50.5pt;height:19.5pt;z-index:251691008;visibility:visible;mso-wrap-style:square;mso-width-percent:0;mso-height-percent:0;mso-wrap-distance-left:9pt;mso-wrap-distance-top:0;mso-wrap-distance-right:9pt;mso-wrap-distance-bottom:0;mso-position-horizontal:absolute;mso-position-horizontal-relative:text;mso-position-vertical:absolute;mso-position-vertical-relative:text;mso-width-percent:0;mso-height-percent:0;mso-width-relative:margin;mso-height-relative:margin;v-text-anchor:middle" o:gfxdata="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" filled="f" strokecolor="#e00" strokeweight="1pt"/>
+            </w:pict>
+          </mc:Fallback>
+        </mc:AlternateContent>
+      </w:r>
+      <w:r>
+        <w:rPr>
+          <w:noProof/>
+        </w:rPr>
+        <mc:AlternateContent>
+          <mc:Choice Requires="wps">
+            <w:drawing>
+              <wp:anchor distT="0" distB="0" distL="114300" distR="114300" simplePos="0" relativeHeight="251688960" behindDoc="0" locked="0" layoutInCell="1" allowOverlap="1" wp14:anchorId="26A00076" wp14:editId="4926E6CC">
+                <wp:simplePos x="0" y="0"/>
+                <wp:positionH relativeFrom="column">
+                  <wp:posOffset>1422400</wp:posOffset>
+                </wp:positionH>
+                <wp:positionV relativeFrom="paragraph">
+                  <wp:posOffset>770890</wp:posOffset>
+                </wp:positionV>
+                <wp:extent cx="234950" cy="196850"/>
+                <wp:effectExtent l="0" t="0" r="12700" b="12700"/>
+                <wp:wrapNone/>
+                <wp:docPr id="1752404065" name="正方形/長方形 3"/>
+                <wp:cNvGraphicFramePr/>
+                <a:graphic xmlns:a="http://schemas.openxmlformats.org/drawingml/2006/main">
+                  <a:graphicData uri="http://schemas.microsoft.com/office/word/2010/wordprocessingShape">
+                    <wps:wsp>
+                      <wps:cNvSpPr/>
+                      <wps:spPr>
+                        <a:xfrm>
+                          <a:off x="0" y="0"/>
+                          <a:ext cx="234950" cy="196850"/>
+                        </a:xfrm>
+                        <a:prstGeom prst="rect">
+                          <a:avLst/>
+                        </a:prstGeom>
+                        <a:noFill/>
+                        <a:ln>
+                          <a:solidFill>
+                            <a:srgbClr val="EE0000"/>
+                          </a:solidFill>
+                        </a:ln>
+                      </wps:spPr>
+                      <wps:style>
+                        <a:lnRef idx="2">
+                          <a:schemeClr val="accent1">
+                            <a:shade val="15000"/>
+                          </a:schemeClr>
+                        </a:lnRef>
+                        <a:fillRef idx="1">
+                          <a:schemeClr val="accent1"/>
+                        </a:fillRef>
+                        <a:effectRef idx="0">
+                          <a:schemeClr val="accent1"/>
+                        </a:effectRef>
+                        <a:fontRef idx="minor">
+                          <a:schemeClr val="lt1"/>
+                        </a:fontRef>
+                      </wps:style>
+                      <wps:bodyPr rot="0" spcFirstLastPara="0" vertOverflow="overflow" horzOverflow="overflow" vert="horz" wrap="square" lIns="91440" tIns="45720" rIns="91440" bIns="45720" numCol="1" spcCol="0" rtlCol="0" fromWordArt="0" anchor="ctr" anchorCtr="0" forceAA="0" compatLnSpc="1">
+                        <a:prstTxWarp prst="textNoShape">
+                          <a:avLst/>
+                        </a:prstTxWarp>
+                        <a:noAutofit/>
+                      </wps:bodyPr>
+                    </wps:wsp>
+                  </a:graphicData>
+                </a:graphic>
+                <wp14:sizeRelH relativeFrom="margin">
+                  <wp14:pctWidth>0</wp14:pctWidth>
+                </wp14:sizeRelH>
+                <wp14:sizeRelV relativeFrom="margin">
+                  <wp14:pctHeight>0</wp14:pctHeight>
+                </wp14:sizeRelV>
+              </wp:anchor>
+            </w:drawing>
+          </mc:Choice>
+          <mc:Fallback>
+            <w:pict>
+              <v:rect w14:anchorId="54EE4160" id="正方形/長方形 3" o:spid="_x0000_s1026" style="position:absolute;margin-left:112pt;margin-top:60.7pt;width:18.5pt;height:15.5pt;z-index:251688960;visibility:visible;mso-wrap-style:square;mso-width-percent:0;mso-height-percent:0;mso-wrap-distance-left:9pt;mso-wrap-distance-top:0;mso-wrap-distance-right:9pt;mso-wrap-distance-bottom:0;mso-position-horizontal:absolute;mso-position-horizontal-relative:text;mso-position-vertical:absolute;mso-position-vertical-relative:text;mso-width-percent:0;mso-height-percent:0;mso-width-relative:margin;mso-height-relative:margin;v-text-anchor:middle" o:gfxdata="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" filled="f" strokecolor="#e00" strokeweight="1pt"/>
+            </w:pict>
+          </mc:Fallback>
+        </mc:AlternateContent>
+      </w:r>
+      <w:r>
+        <w:rPr>
+          <w:noProof/>
+        </w:rPr>
+        <w:drawing>
+          <wp:inline distT="0" distB="0" distL="0" distR="0" wp14:anchorId="6FB1F74B" wp14:editId="3AF695DF">
+            <wp:extent cx="6188710" cy="2835910"/>
+            <wp:effectExtent l="0" t="0" r="2540" b="2540"/>
+            <wp:docPr id="837653129" name="図 1" descr="モニター画面に映るウェブサイトのスクリーンショット&#10;&#10;AI 生成コンテンツは誤りを含む可能性があります。"/>
+            <wp:cNvGraphicFramePr>
+              <a:graphicFrameLocks xmlns:a="http://schemas.openxmlformats.org/drawingml/2006/main" noChangeAspect="1"/>
+            </wp:cNvGraphicFramePr>
+            <a:graphic xmlns:a="http://schemas.openxmlformats.org/drawingml/2006/main">
+              <a:graphicData uri="http://schemas.openxmlformats.org/drawingml/2006/picture">
+                <pic:pic xmlns:pic="http://schemas.openxmlformats.org/drawingml/2006/picture">
+                  <pic:nvPicPr>
+                    <pic:cNvPr id="837653129" name="図 1" descr="モニター画面に映るウェブサイトのスクリーンショット&#10;&#10;AI 生成コンテンツは誤りを含む可能性があります。"/>
+                    <pic:cNvPicPr/>
+                  </pic:nvPicPr>
+                  <pic:blipFill>
+                    <a:blip r:embed="rId28"/>
+                    <a:stretch>
+                      <a:fillRect/>
+                    </a:stretch>
+                  </pic:blipFill>
+                  <pic:spPr>
+                    <a:xfrm>
+                      <a:off x="0" y="0"/>
+                      <a:ext cx="6188710" cy="2835910"/>
+                    </a:xfrm>
+                    <a:prstGeom prst="rect">
+                      <a:avLst/>
+                    </a:prstGeom>
+                  </pic:spPr>
+                </pic:pic>
+              </a:graphicData>
+            </a:graphic>
+          </wp:inline>
+        </w:drawing>
+      </w:r>
+    </w:p>
+    <w:p/>
+    <w:p>
+      <w:r>
+        <w:rPr>
+          <w:rFonts w:hint="eastAsia"/>
+        </w:rPr>
+        <w:t>以上で再度ビルドします</w:t>
+      </w:r>
+    </w:p>
+    <w:p>
+      <w:pPr>
+        <w:rPr>
+          <w:rFonts w:hint="eastAsia"/>
+        </w:rPr>
+      </w:pPr>
+      <w:r>
+        <w:rPr>
+          <w:rFonts w:hint="eastAsia"/>
+        </w:rPr>
+        <w:t>今回はエラーなくビルドできました</w:t>
+      </w:r>
+    </w:p>
+    <w:p>
+      <w:pPr>
+        <w:rPr>
+          <w:rFonts w:hint="eastAsia"/>
+        </w:rPr>
+      </w:pPr>
+      <w:r>
+        <w:drawing>
+          <wp:inline distT="0" distB="0" distL="0" distR="0" wp14:anchorId="0D9E64B6" wp14:editId="01888421">
+            <wp:extent cx="6188710" cy="1644650"/>
+            <wp:effectExtent l="0" t="0" r="2540" b="0"/>
+            <wp:docPr id="2103561631" name="図 1" descr="グラフィカル ユーザー インターフェイス, テキスト, アプリケーション&#10;&#10;AI 生成コンテンツは誤りを含む可能性があります。"/>
+            <wp:cNvGraphicFramePr>
+              <a:graphicFrameLocks xmlns:a="http://schemas.openxmlformats.org/drawingml/2006/main" noChangeAspect="1"/>
+            </wp:cNvGraphicFramePr>
+            <a:graphic xmlns:a="http://schemas.openxmlformats.org/drawingml/2006/main">
+              <a:graphicData uri="http://schemas.openxmlformats.org/drawingml/2006/picture">
+                <pic:pic xmlns:pic="http://schemas.openxmlformats.org/drawingml/2006/picture">
+                  <pic:nvPicPr>
+                    <pic:cNvPr id="2103561631" name="図 1" descr="グラフィカル ユーザー インターフェイス, テキスト, アプリケーション&#10;&#10;AI 生成コンテンツは誤りを含む可能性があります。"/>
+                    <pic:cNvPicPr/>
+                  </pic:nvPicPr>
+                  <pic:blipFill>
+                    <a:blip r:embed="rId29"/>
+                    <a:stretch>
+                      <a:fillRect/>
+                    </a:stretch>
+                  </pic:blipFill>
+                  <pic:spPr>
+                    <a:xfrm>
+                      <a:off x="0" y="0"/>
+                      <a:ext cx="6188710" cy="1644650"/>
+                    </a:xfrm>
+                    <a:prstGeom prst="rect">
+                      <a:avLst/>
+                    </a:prstGeom>
+                  </pic:spPr>
+                </pic:pic>
+              </a:graphicData>
+            </a:graphic>
+          </wp:inline>
+        </w:drawing>
+      </w:r>
+    </w:p>
+    <w:p/>
+    <w:p>
+      <w:r>
+        <w:br w:type="page"/>
+      </w:r>
+    </w:p>
+    <w:p>
+      <w:pPr>
+        <w:rPr>
+          <w:rFonts w:hint="eastAsia"/>
+        </w:rPr>
+      </w:pPr>
     </w:p>
     <w:sectPr>
       <w:pgSz w:w="11906" w:h="16838"/>
@@ -5245,7 +6710,7 @@
   <w:style w:type="paragraph" w:default="1" w:styleId="a">
     <w:name w:val="Normal"/>
     <w:qFormat/>
-    <w:rsid w:val="0008425B"/>
+    <w:rsid w:val="00D00585"/>
   </w:style>
   <w:style w:type="paragraph" w:styleId="1">
     <w:name w:val="heading 1"/>
@@ -5454,6 +6919,7 @@
   <w:style w:type="character" w:default="1" w:styleId="a0">
     <w:name w:val="Default Paragraph Font"/>
     <w:uiPriority w:val="1"/>
+    <w:semiHidden/>
     <w:unhideWhenUsed/>
   </w:style>
   <w:style w:type="table" w:default="1" w:styleId="a1">
